--- a/Part_4/Project_Code/Project-code-v1.0.docx
+++ b/Part_4/Project_Code/Project-code-v1.0.docx
@@ -1188,16 +1188,6 @@
     </w:p>
     <w:p>
       <w:pPr>
-        <w:rPr>
-          <w:rFonts w:ascii="Arial" w:hAnsi="Arial" w:cs="Arial"/>
-          <w:color w:val="000000" w:themeColor="text1"/>
-          <w:sz w:val="24"/>
-          <w:szCs w:val="24"/>
-        </w:rPr>
-      </w:pPr>
-    </w:p>
-    <w:p>
-      <w:pPr>
         <w:pStyle w:val="Style1"/>
         <w:spacing w:after="360"/>
         <w:jc w:val="both"/>
@@ -1220,7 +1210,13 @@
     </w:p>
     <w:p>
       <w:pPr>
-        <w:spacing w:before="240" w:after="0" w:line="240" w:lineRule="auto"/>
+        <w:pStyle w:val="ListParagraph"/>
+        <w:numPr>
+          <w:ilvl w:val="0"/>
+          <w:numId w:val="11"/>
+        </w:numPr>
+        <w:spacing w:before="240" w:after="0" w:line="360" w:lineRule="auto"/>
+        <w:ind w:left="357" w:hanging="357"/>
         <w:jc w:val="both"/>
         <w:rPr>
           <w:rFonts w:ascii="Roboto" w:hAnsi="Roboto" w:cs="Arial"/>
@@ -1236,7 +1232,91 @@
           <w:sz w:val="24"/>
           <w:szCs w:val="24"/>
         </w:rPr>
-        <w:t xml:space="preserve">Η έκδοση </w:t>
+        <w:t xml:space="preserve">Έγιναν </w:t>
+      </w:r>
+      <w:r>
+        <w:rPr>
+          <w:rFonts w:ascii="Roboto" w:hAnsi="Roboto" w:cs="Arial"/>
+          <w:color w:val="000000" w:themeColor="text1"/>
+          <w:sz w:val="24"/>
+          <w:szCs w:val="24"/>
+        </w:rPr>
+        <w:t xml:space="preserve">οι </w:t>
+      </w:r>
+      <w:r>
+        <w:rPr>
+          <w:rFonts w:ascii="Roboto" w:hAnsi="Roboto" w:cs="Arial"/>
+          <w:color w:val="000000" w:themeColor="text1"/>
+          <w:sz w:val="24"/>
+          <w:szCs w:val="24"/>
+        </w:rPr>
+        <w:t>τελικές αλλαγές στον κώδικα</w:t>
+      </w:r>
+      <w:r>
+        <w:rPr>
+          <w:rFonts w:ascii="Roboto" w:hAnsi="Roboto" w:cs="Arial"/>
+          <w:color w:val="000000" w:themeColor="text1"/>
+          <w:sz w:val="24"/>
+          <w:szCs w:val="24"/>
+        </w:rPr>
+        <w:t xml:space="preserve"> (στο </w:t>
+      </w:r>
+      <w:r>
+        <w:rPr>
+          <w:rFonts w:ascii="Roboto" w:hAnsi="Roboto" w:cs="Arial"/>
+          <w:color w:val="000000" w:themeColor="text1"/>
+          <w:sz w:val="24"/>
+          <w:szCs w:val="24"/>
+          <w:lang w:val="en-US"/>
+        </w:rPr>
+        <w:t>branch</w:t>
+      </w:r>
+      <w:r>
+        <w:rPr>
+          <w:rFonts w:ascii="Roboto" w:hAnsi="Roboto" w:cs="Arial"/>
+          <w:color w:val="000000" w:themeColor="text1"/>
+          <w:sz w:val="24"/>
+          <w:szCs w:val="24"/>
+        </w:rPr>
+        <w:t xml:space="preserve"> </w:t>
+      </w:r>
+      <w:r>
+        <w:rPr>
+          <w:rFonts w:ascii="Roboto" w:hAnsi="Roboto" w:cs="Arial"/>
+          <w:color w:val="000000" w:themeColor="text1"/>
+          <w:sz w:val="24"/>
+          <w:szCs w:val="24"/>
+          <w:lang w:val="en-US"/>
+        </w:rPr>
+        <w:t>Project</w:t>
+      </w:r>
+      <w:r>
+        <w:rPr>
+          <w:rFonts w:ascii="Roboto" w:hAnsi="Roboto" w:cs="Arial"/>
+          <w:color w:val="000000" w:themeColor="text1"/>
+          <w:sz w:val="24"/>
+          <w:szCs w:val="24"/>
+        </w:rPr>
+        <w:t>-</w:t>
+      </w:r>
+      <w:r>
+        <w:rPr>
+          <w:rFonts w:ascii="Roboto" w:hAnsi="Roboto" w:cs="Arial"/>
+          <w:color w:val="000000" w:themeColor="text1"/>
+          <w:sz w:val="24"/>
+          <w:szCs w:val="24"/>
+          <w:lang w:val="en-US"/>
+        </w:rPr>
+        <w:t>code</w:t>
+      </w:r>
+      <w:r>
+        <w:rPr>
+          <w:rFonts w:ascii="Roboto" w:hAnsi="Roboto" w:cs="Arial"/>
+          <w:color w:val="000000" w:themeColor="text1"/>
+          <w:sz w:val="24"/>
+          <w:szCs w:val="24"/>
+        </w:rPr>
+        <w:t>-</w:t>
       </w:r>
       <w:r>
         <w:rPr>
@@ -1255,44 +1335,88 @@
           <w:sz w:val="24"/>
           <w:szCs w:val="24"/>
         </w:rPr>
-        <w:t xml:space="preserve">1.0 </w:t>
-      </w:r>
-      <w:r>
-        <w:rPr>
-          <w:rFonts w:ascii="Roboto" w:hAnsi="Roboto" w:cs="Arial"/>
-          <w:color w:val="000000" w:themeColor="text1"/>
-          <w:sz w:val="24"/>
-          <w:szCs w:val="24"/>
-        </w:rPr>
-        <w:t>είναι ίδια με την έκδοση</w:t>
-      </w:r>
-      <w:r>
-        <w:rPr>
-          <w:rFonts w:ascii="Roboto" w:hAnsi="Roboto" w:cs="Arial"/>
-          <w:color w:val="000000" w:themeColor="text1"/>
-          <w:sz w:val="24"/>
-          <w:szCs w:val="24"/>
-        </w:rPr>
-        <w:t xml:space="preserve"> </w:t>
-      </w:r>
-      <w:r>
-        <w:rPr>
-          <w:rFonts w:ascii="Roboto" w:hAnsi="Roboto" w:cs="Arial"/>
-          <w:color w:val="000000" w:themeColor="text1"/>
-          <w:sz w:val="24"/>
-          <w:szCs w:val="24"/>
-          <w:lang w:val="en-US"/>
-        </w:rPr>
-        <w:t>v</w:t>
-      </w:r>
-      <w:r>
-        <w:rPr>
-          <w:rFonts w:ascii="Roboto" w:hAnsi="Roboto" w:cs="Arial"/>
-          <w:color w:val="000000" w:themeColor="text1"/>
-          <w:sz w:val="24"/>
-          <w:szCs w:val="24"/>
-        </w:rPr>
-        <w:t>0.1</w:t>
+        <w:t>1.</w:t>
+      </w:r>
+      <w:r>
+        <w:rPr>
+          <w:rFonts w:ascii="Roboto" w:hAnsi="Roboto" w:cs="Arial"/>
+          <w:color w:val="000000" w:themeColor="text1"/>
+          <w:sz w:val="24"/>
+          <w:szCs w:val="24"/>
+        </w:rPr>
+        <w:t>0</w:t>
+      </w:r>
+      <w:r>
+        <w:rPr>
+          <w:rFonts w:ascii="Roboto" w:hAnsi="Roboto" w:cs="Arial"/>
+          <w:color w:val="000000" w:themeColor="text1"/>
+          <w:sz w:val="24"/>
+          <w:szCs w:val="24"/>
+        </w:rPr>
+        <w:t>)</w:t>
+      </w:r>
+    </w:p>
+    <w:p>
+      <w:pPr>
+        <w:pStyle w:val="ListParagraph"/>
+        <w:numPr>
+          <w:ilvl w:val="0"/>
+          <w:numId w:val="11"/>
+        </w:numPr>
+        <w:spacing w:before="240" w:after="0" w:line="360" w:lineRule="auto"/>
+        <w:ind w:left="357" w:hanging="357"/>
+        <w:jc w:val="both"/>
+        <w:rPr>
+          <w:rFonts w:ascii="Roboto" w:hAnsi="Roboto" w:cs="Arial"/>
+          <w:color w:val="000000" w:themeColor="text1"/>
+          <w:sz w:val="24"/>
+          <w:szCs w:val="24"/>
+        </w:rPr>
+      </w:pPr>
+      <w:r>
+        <w:rPr>
+          <w:rFonts w:ascii="Roboto" w:hAnsi="Roboto" w:cs="Arial"/>
+          <w:color w:val="000000" w:themeColor="text1"/>
+          <w:sz w:val="24"/>
+          <w:szCs w:val="24"/>
+        </w:rPr>
+        <w:t>Π</w:t>
+      </w:r>
+      <w:r>
+        <w:rPr>
+          <w:rFonts w:ascii="Roboto" w:hAnsi="Roboto" w:cs="Arial"/>
+          <w:color w:val="000000" w:themeColor="text1"/>
+          <w:sz w:val="24"/>
+          <w:szCs w:val="24"/>
+        </w:rPr>
+        <w:t>ροστέθηκαν πηγές στο τέλος του εγγρ</w:t>
+      </w:r>
+      <w:r>
+        <w:rPr>
+          <w:rFonts w:ascii="Roboto" w:hAnsi="Roboto" w:cs="Arial"/>
+          <w:color w:val="000000" w:themeColor="text1"/>
+          <w:sz w:val="24"/>
+          <w:szCs w:val="24"/>
+        </w:rPr>
+        <w:t>ά</w:t>
+      </w:r>
+      <w:r>
+        <w:rPr>
+          <w:rFonts w:ascii="Roboto" w:hAnsi="Roboto" w:cs="Arial"/>
+          <w:color w:val="000000" w:themeColor="text1"/>
+          <w:sz w:val="24"/>
+          <w:szCs w:val="24"/>
+        </w:rPr>
+        <w:t>φο</w:t>
+      </w:r>
+      <w:r>
+        <w:rPr>
+          <w:rFonts w:ascii="Roboto" w:hAnsi="Roboto" w:cs="Arial"/>
+          <w:color w:val="000000" w:themeColor="text1"/>
+          <w:sz w:val="24"/>
+          <w:szCs w:val="24"/>
+        </w:rPr>
+        <w:t>υ</w:t>
       </w:r>
     </w:p>
     <w:p>
@@ -4229,6 +4353,92 @@
     </w:lvl>
   </w:abstractNum>
   <w:abstractNum w:abstractNumId="7" w15:restartNumberingAfterBreak="0">
+    <w:nsid w:val="49E06B7A"/>
+    <w:multiLevelType w:val="hybridMultilevel"/>
+    <w:tmpl w:val="C0CCDBC4"/>
+    <w:lvl w:ilvl="0" w:tplc="0408000F">
+      <w:start w:val="1"/>
+      <w:numFmt w:val="decimal"/>
+      <w:lvlText w:val="%1."/>
+      <w:lvlJc w:val="left"/>
+      <w:pPr>
+        <w:ind w:left="360" w:hanging="360"/>
+      </w:pPr>
+    </w:lvl>
+    <w:lvl w:ilvl="1" w:tplc="04080019" w:tentative="1">
+      <w:start w:val="1"/>
+      <w:numFmt w:val="lowerLetter"/>
+      <w:lvlText w:val="%2."/>
+      <w:lvlJc w:val="left"/>
+      <w:pPr>
+        <w:ind w:left="1080" w:hanging="360"/>
+      </w:pPr>
+    </w:lvl>
+    <w:lvl w:ilvl="2" w:tplc="0408001B" w:tentative="1">
+      <w:start w:val="1"/>
+      <w:numFmt w:val="lowerRoman"/>
+      <w:lvlText w:val="%3."/>
+      <w:lvlJc w:val="right"/>
+      <w:pPr>
+        <w:ind w:left="1800" w:hanging="180"/>
+      </w:pPr>
+    </w:lvl>
+    <w:lvl w:ilvl="3" w:tplc="0408000F" w:tentative="1">
+      <w:start w:val="1"/>
+      <w:numFmt w:val="decimal"/>
+      <w:lvlText w:val="%4."/>
+      <w:lvlJc w:val="left"/>
+      <w:pPr>
+        <w:ind w:left="2520" w:hanging="360"/>
+      </w:pPr>
+    </w:lvl>
+    <w:lvl w:ilvl="4" w:tplc="04080019" w:tentative="1">
+      <w:start w:val="1"/>
+      <w:numFmt w:val="lowerLetter"/>
+      <w:lvlText w:val="%5."/>
+      <w:lvlJc w:val="left"/>
+      <w:pPr>
+        <w:ind w:left="3240" w:hanging="360"/>
+      </w:pPr>
+    </w:lvl>
+    <w:lvl w:ilvl="5" w:tplc="0408001B" w:tentative="1">
+      <w:start w:val="1"/>
+      <w:numFmt w:val="lowerRoman"/>
+      <w:lvlText w:val="%6."/>
+      <w:lvlJc w:val="right"/>
+      <w:pPr>
+        <w:ind w:left="3960" w:hanging="180"/>
+      </w:pPr>
+    </w:lvl>
+    <w:lvl w:ilvl="6" w:tplc="0408000F" w:tentative="1">
+      <w:start w:val="1"/>
+      <w:numFmt w:val="decimal"/>
+      <w:lvlText w:val="%7."/>
+      <w:lvlJc w:val="left"/>
+      <w:pPr>
+        <w:ind w:left="4680" w:hanging="360"/>
+      </w:pPr>
+    </w:lvl>
+    <w:lvl w:ilvl="7" w:tplc="04080019" w:tentative="1">
+      <w:start w:val="1"/>
+      <w:numFmt w:val="lowerLetter"/>
+      <w:lvlText w:val="%8."/>
+      <w:lvlJc w:val="left"/>
+      <w:pPr>
+        <w:ind w:left="5400" w:hanging="360"/>
+      </w:pPr>
+    </w:lvl>
+    <w:lvl w:ilvl="8" w:tplc="0408001B" w:tentative="1">
+      <w:start w:val="1"/>
+      <w:numFmt w:val="lowerRoman"/>
+      <w:lvlText w:val="%9."/>
+      <w:lvlJc w:val="right"/>
+      <w:pPr>
+        <w:ind w:left="6120" w:hanging="180"/>
+      </w:pPr>
+    </w:lvl>
+  </w:abstractNum>
+  <w:abstractNum w:abstractNumId="8" w15:restartNumberingAfterBreak="0">
     <w:nsid w:val="4D4D4DEA"/>
     <w:multiLevelType w:val="hybridMultilevel"/>
     <w:tmpl w:val="B39E6068"/>
@@ -4341,7 +4551,7 @@
       </w:rPr>
     </w:lvl>
   </w:abstractNum>
-  <w:abstractNum w:abstractNumId="8" w15:restartNumberingAfterBreak="0">
+  <w:abstractNum w:abstractNumId="9" w15:restartNumberingAfterBreak="0">
     <w:nsid w:val="563502F6"/>
     <w:multiLevelType w:val="hybridMultilevel"/>
     <w:tmpl w:val="4AD8CE84"/>
@@ -4430,7 +4640,7 @@
       </w:pPr>
     </w:lvl>
   </w:abstractNum>
-  <w:abstractNum w:abstractNumId="9" w15:restartNumberingAfterBreak="0">
+  <w:abstractNum w:abstractNumId="10" w15:restartNumberingAfterBreak="0">
     <w:nsid w:val="65AA73BD"/>
     <w:multiLevelType w:val="hybridMultilevel"/>
     <w:tmpl w:val="B6EE5432"/>
@@ -4553,10 +4763,10 @@
     <w:abstractNumId w:val="2"/>
   </w:num>
   <w:num w:numId="4" w16cid:durableId="750659565">
-    <w:abstractNumId w:val="9"/>
+    <w:abstractNumId w:val="10"/>
   </w:num>
   <w:num w:numId="5" w16cid:durableId="2004354857">
-    <w:abstractNumId w:val="8"/>
+    <w:abstractNumId w:val="9"/>
   </w:num>
   <w:num w:numId="6" w16cid:durableId="1235320010">
     <w:abstractNumId w:val="4"/>
@@ -4571,6 +4781,9 @@
     <w:abstractNumId w:val="1"/>
   </w:num>
   <w:num w:numId="10" w16cid:durableId="1375424749">
+    <w:abstractNumId w:val="8"/>
+  </w:num>
+  <w:num w:numId="11" w16cid:durableId="903832847">
     <w:abstractNumId w:val="7"/>
   </w:num>
 </w:numbering>
